--- a/DJ_Talim/Details.docx
+++ b/DJ_Talim/Details.docx
@@ -1,6 +1,6 @@
 
 <file path=word/document.xml><?xml version="1.0" encoding="utf-8"?>
-<w:document xmlns:wpc="http://schemas.microsoft.com/office/word/2010/wordprocessingCanvas" xmlns:cx="http://schemas.microsoft.com/office/drawing/2014/chartex" xmlns:cx1="http://schemas.microsoft.com/office/drawing/2015/9/8/chartex" xmlns:cx2="http://schemas.microsoft.com/office/drawing/2015/10/21/chartex" xmlns:cx3="http://schemas.microsoft.com/office/drawing/2016/5/9/chartex" xmlns:cx4="http://schemas.microsoft.com/office/drawing/2016/5/10/chartex" xmlns:cx5="http://schemas.microsoft.com/office/drawing/2016/5/11/chartex" xmlns:cx6="http://schemas.microsoft.com/office/drawing/2016/5/12/chartex" xmlns:cx7="http://schemas.microsoft.com/office/drawing/2016/5/13/chartex" xmlns:cx8="http://schemas.microsoft.com/office/drawing/2016/5/14/chartex" xmlns:mc="http://schemas.openxmlformats.org/markup-compatibility/2006" xmlns:aink="http://schemas.microsoft.com/office/drawing/2016/ink" xmlns:am3d="http://schemas.microsoft.com/office/drawing/2017/model3d" xmlns:o="urn:schemas-microsoft-com:office:office" xmlns:oel="http://schemas.microsoft.com/office/2019/extlst" xmlns:r="http://schemas.openxmlformats.org/officeDocument/2006/relationships" xmlns:m="http://schemas.openxmlformats.org/officeDocument/2006/math" xmlns:v="urn:schemas-microsoft-com:vml" xmlns:wp14="http://schemas.microsoft.com/office/word/2010/wordprocessingDrawing" xmlns:wp="http://schemas.openxmlformats.org/drawingml/2006/wordprocessingDrawing" xmlns:w10="urn:schemas-microsoft-com:office:word" xmlns:w="http://schemas.openxmlformats.org/wordprocessingml/2006/main" xmlns:w14="http://schemas.microsoft.com/office/word/2010/wordml" xmlns:w15="http://schemas.microsoft.com/office/word/2012/wordml" xmlns:w16cex="http://schemas.microsoft.com/office/word/2018/wordml/cex" xmlns:w16cid="http://schemas.microsoft.com/office/word/2016/wordml/cid" xmlns:w16="http://schemas.microsoft.com/office/word/2018/wordml" xmlns:w16du="http://schemas.microsoft.com/office/word/2023/wordml/word16du" xmlns:w16sdtdh="http://schemas.microsoft.com/office/word/2020/wordml/sdtdatahash" xmlns:w16sdtfl="http://schemas.microsoft.com/office/word/2024/wordml/sdtformatlock" xmlns:w16se="http://schemas.microsoft.com/office/word/2015/wordml/symex" xmlns:wpg="http://schemas.microsoft.com/office/word/2010/wordprocessingGroup" xmlns:wpi="http://schemas.microsoft.com/office/word/2010/wordprocessingInk" xmlns:wne="http://schemas.microsoft.com/office/word/2006/wordml" xmlns:wps="http://schemas.microsoft.com/office/word/2010/wordprocessingShape" mc:Ignorable="w14 w15 w16se w16cid w16 w16cex w16sdtdh w16sdtfl w16du wp14">
+<w:document xmlns:wpc="http://schemas.microsoft.com/office/word/2010/wordprocessingCanvas" xmlns:mc="http://schemas.openxmlformats.org/markup-compatibility/2006" xmlns:o="urn:schemas-microsoft-com:office:office" xmlns:r="http://schemas.openxmlformats.org/officeDocument/2006/relationships" xmlns:m="http://schemas.openxmlformats.org/officeDocument/2006/math" xmlns:v="urn:schemas-microsoft-com:vml" xmlns:wp14="http://schemas.microsoft.com/office/word/2010/wordprocessingDrawing" xmlns:wp="http://schemas.openxmlformats.org/drawingml/2006/wordprocessingDrawing" xmlns:w10="urn:schemas-microsoft-com:office:word" xmlns:w="http://schemas.openxmlformats.org/wordprocessingml/2006/main" xmlns:w14="http://schemas.microsoft.com/office/word/2010/wordml" xmlns:w15="http://schemas.microsoft.com/office/word/2012/wordml" xmlns:wpg="http://schemas.microsoft.com/office/word/2010/wordprocessingGroup" xmlns:wpi="http://schemas.microsoft.com/office/word/2010/wordprocessingInk" xmlns:wne="http://schemas.microsoft.com/office/word/2006/wordml" xmlns:wps="http://schemas.microsoft.com/office/word/2010/wordprocessingShape" mc:Ignorable="w14 w15 wp14">
   <w:body>
     <w:p>
       <w:pPr>
@@ -12,6 +12,8 @@
           <w:lang w:bidi="ne-NP"/>
         </w:rPr>
       </w:pPr>
+      <w:bookmarkStart w:id="0" w:name="_GoBack"/>
+      <w:bookmarkEnd w:id="0"/>
       <w:r>
         <w:rPr>
           <w:noProof/>
@@ -236,7 +238,7 @@
       <w:pPr>
         <w:jc w:val="center"/>
         <w:rPr>
-          <w:rFonts w:ascii="Arial" w:eastAsiaTheme="minorEastAsia" w:hAnsi="Arial" w:hint="eastAsia"/>
+          <w:rFonts w:ascii="Arial" w:eastAsiaTheme="minorEastAsia" w:hAnsi="Arial"/>
           <w:b/>
           <w:bCs/>
           <w:lang w:eastAsia="ja-JP"/>
@@ -1224,7 +1226,6 @@
               </w:rPr>
               <w:t xml:space="preserve">Hon. Mr. </w:t>
             </w:r>
-            <w:proofErr w:type="spellStart"/>
             <w:r>
               <w:rPr>
                 <w:rFonts w:ascii="Times New Roman" w:hAnsi="Times New Roman"/>
@@ -1232,17 +1233,7 @@
                 <w:szCs w:val="24"/>
                 <w:lang w:bidi="ne-NP"/>
               </w:rPr>
-              <w:t>Biswadip</w:t>
-            </w:r>
-            <w:proofErr w:type="spellEnd"/>
-            <w:r>
-              <w:rPr>
-                <w:rFonts w:ascii="Times New Roman" w:hAnsi="Times New Roman"/>
-                <w:sz w:val="24"/>
-                <w:szCs w:val="24"/>
-                <w:lang w:bidi="ne-NP"/>
-              </w:rPr>
-              <w:t xml:space="preserve"> Besra</w:t>
+              <w:t>Biswadip Besra</w:t>
             </w:r>
           </w:p>
         </w:tc>
@@ -2019,6 +2010,7 @@
                 <w:rFonts w:eastAsia="Times New Roman"/>
                 <w:sz w:val="24"/>
                 <w:szCs w:val="24"/>
+                <w:rtl/>
                 <w:cs/>
               </w:rPr>
               <w:t xml:space="preserve"> </w:t>
@@ -2882,19 +2874,8 @@
                 <w:szCs w:val="24"/>
                 <w:lang w:eastAsia="ja-JP"/>
               </w:rPr>
-              <w:t xml:space="preserve">Thakur Prasad </w:t>
-            </w:r>
-            <w:proofErr w:type="spellStart"/>
-            <w:r>
-              <w:rPr>
-                <w:rFonts w:eastAsiaTheme="minorEastAsia" w:hint="eastAsia"/>
-                <w:sz w:val="24"/>
-                <w:szCs w:val="24"/>
-                <w:lang w:eastAsia="ja-JP"/>
-              </w:rPr>
-              <w:t>Bastakoti</w:t>
-            </w:r>
-            <w:proofErr w:type="spellEnd"/>
+              <w:t>Thakur Prasad Bastakoti</w:t>
+            </w:r>
           </w:p>
         </w:tc>
         <w:tc>
@@ -3644,6 +3625,7 @@
                 <w:rFonts w:eastAsia="Times New Roman"/>
                 <w:sz w:val="24"/>
                 <w:szCs w:val="24"/>
+                <w:rtl/>
                 <w:cs/>
               </w:rPr>
               <w:t xml:space="preserve"> </w:t>
@@ -4682,6 +4664,7 @@
                 <w:color w:val="333333"/>
                 <w:sz w:val="24"/>
                 <w:szCs w:val="24"/>
+                <w:rtl/>
                 <w:cs/>
               </w:rPr>
               <w:t xml:space="preserve"> </w:t>
@@ -5469,7 +5452,7 @@
 </file>
 
 <file path=word/endnotes.xml><?xml version="1.0" encoding="utf-8"?>
-<w:endnotes xmlns:wpc="http://schemas.microsoft.com/office/word/2010/wordprocessingCanvas" xmlns:cx="http://schemas.microsoft.com/office/drawing/2014/chartex" xmlns:cx1="http://schemas.microsoft.com/office/drawing/2015/9/8/chartex" xmlns:cx2="http://schemas.microsoft.com/office/drawing/2015/10/21/chartex" xmlns:cx3="http://schemas.microsoft.com/office/drawing/2016/5/9/chartex" xmlns:cx4="http://schemas.microsoft.com/office/drawing/2016/5/10/chartex" xmlns:cx5="http://schemas.microsoft.com/office/drawing/2016/5/11/chartex" xmlns:cx6="http://schemas.microsoft.com/office/drawing/2016/5/12/chartex" xmlns:cx7="http://schemas.microsoft.com/office/drawing/2016/5/13/chartex" xmlns:cx8="http://schemas.microsoft.com/office/drawing/2016/5/14/chartex" xmlns:mc="http://schemas.openxmlformats.org/markup-compatibility/2006" xmlns:aink="http://schemas.microsoft.com/office/drawing/2016/ink" xmlns:am3d="http://schemas.microsoft.com/office/drawing/2017/model3d" xmlns:o="urn:schemas-microsoft-com:office:office" xmlns:oel="http://schemas.microsoft.com/office/2019/extlst" xmlns:r="http://schemas.openxmlformats.org/officeDocument/2006/relationships" xmlns:m="http://schemas.openxmlformats.org/officeDocument/2006/math" xmlns:v="urn:schemas-microsoft-com:vml" xmlns:wp14="http://schemas.microsoft.com/office/word/2010/wordprocessingDrawing" xmlns:wp="http://schemas.openxmlformats.org/drawingml/2006/wordprocessingDrawing" xmlns:w10="urn:schemas-microsoft-com:office:word" xmlns:w="http://schemas.openxmlformats.org/wordprocessingml/2006/main" xmlns:w14="http://schemas.microsoft.com/office/word/2010/wordml" xmlns:w15="http://schemas.microsoft.com/office/word/2012/wordml" xmlns:w16cex="http://schemas.microsoft.com/office/word/2018/wordml/cex" xmlns:w16cid="http://schemas.microsoft.com/office/word/2016/wordml/cid" xmlns:w16="http://schemas.microsoft.com/office/word/2018/wordml" xmlns:w16du="http://schemas.microsoft.com/office/word/2023/wordml/word16du" xmlns:w16sdtdh="http://schemas.microsoft.com/office/word/2020/wordml/sdtdatahash" xmlns:w16sdtfl="http://schemas.microsoft.com/office/word/2024/wordml/sdtformatlock" xmlns:w16se="http://schemas.microsoft.com/office/word/2015/wordml/symex" xmlns:wpg="http://schemas.microsoft.com/office/word/2010/wordprocessingGroup" xmlns:wpi="http://schemas.microsoft.com/office/word/2010/wordprocessingInk" xmlns:wne="http://schemas.microsoft.com/office/word/2006/wordml" xmlns:wps="http://schemas.microsoft.com/office/word/2010/wordprocessingShape" mc:Ignorable="w14 w15 w16se w16cid w16 w16cex w16sdtdh w16sdtfl w16du wp14">
+<w:endnotes xmlns:wpc="http://schemas.microsoft.com/office/word/2010/wordprocessingCanvas" xmlns:mc="http://schemas.openxmlformats.org/markup-compatibility/2006" xmlns:o="urn:schemas-microsoft-com:office:office" xmlns:r="http://schemas.openxmlformats.org/officeDocument/2006/relationships" xmlns:m="http://schemas.openxmlformats.org/officeDocument/2006/math" xmlns:v="urn:schemas-microsoft-com:vml" xmlns:wp14="http://schemas.microsoft.com/office/word/2010/wordprocessingDrawing" xmlns:wp="http://schemas.openxmlformats.org/drawingml/2006/wordprocessingDrawing" xmlns:w10="urn:schemas-microsoft-com:office:word" xmlns:w="http://schemas.openxmlformats.org/wordprocessingml/2006/main" xmlns:w14="http://schemas.microsoft.com/office/word/2010/wordml" xmlns:w15="http://schemas.microsoft.com/office/word/2012/wordml" xmlns:wpg="http://schemas.microsoft.com/office/word/2010/wordprocessingGroup" xmlns:wpi="http://schemas.microsoft.com/office/word/2010/wordprocessingInk" xmlns:wne="http://schemas.microsoft.com/office/word/2006/wordml" xmlns:wps="http://schemas.microsoft.com/office/word/2010/wordprocessingShape" mc:Ignorable="w14 w15 wp14">
   <w:endnote w:type="separator" w:id="-1">
     <w:p>
       <w:r>
@@ -5488,7 +5471,7 @@
 </file>
 
 <file path=word/footnotes.xml><?xml version="1.0" encoding="utf-8"?>
-<w:footnotes xmlns:wpc="http://schemas.microsoft.com/office/word/2010/wordprocessingCanvas" xmlns:cx="http://schemas.microsoft.com/office/drawing/2014/chartex" xmlns:cx1="http://schemas.microsoft.com/office/drawing/2015/9/8/chartex" xmlns:cx2="http://schemas.microsoft.com/office/drawing/2015/10/21/chartex" xmlns:cx3="http://schemas.microsoft.com/office/drawing/2016/5/9/chartex" xmlns:cx4="http://schemas.microsoft.com/office/drawing/2016/5/10/chartex" xmlns:cx5="http://schemas.microsoft.com/office/drawing/2016/5/11/chartex" xmlns:cx6="http://schemas.microsoft.com/office/drawing/2016/5/12/chartex" xmlns:cx7="http://schemas.microsoft.com/office/drawing/2016/5/13/chartex" xmlns:cx8="http://schemas.microsoft.com/office/drawing/2016/5/14/chartex" xmlns:mc="http://schemas.openxmlformats.org/markup-compatibility/2006" xmlns:aink="http://schemas.microsoft.com/office/drawing/2016/ink" xmlns:am3d="http://schemas.microsoft.com/office/drawing/2017/model3d" xmlns:o="urn:schemas-microsoft-com:office:office" xmlns:oel="http://schemas.microsoft.com/office/2019/extlst" xmlns:r="http://schemas.openxmlformats.org/officeDocument/2006/relationships" xmlns:m="http://schemas.openxmlformats.org/officeDocument/2006/math" xmlns:v="urn:schemas-microsoft-com:vml" xmlns:wp14="http://schemas.microsoft.com/office/word/2010/wordprocessingDrawing" xmlns:wp="http://schemas.openxmlformats.org/drawingml/2006/wordprocessingDrawing" xmlns:w10="urn:schemas-microsoft-com:office:word" xmlns:w="http://schemas.openxmlformats.org/wordprocessingml/2006/main" xmlns:w14="http://schemas.microsoft.com/office/word/2010/wordml" xmlns:w15="http://schemas.microsoft.com/office/word/2012/wordml" xmlns:w16cex="http://schemas.microsoft.com/office/word/2018/wordml/cex" xmlns:w16cid="http://schemas.microsoft.com/office/word/2016/wordml/cid" xmlns:w16="http://schemas.microsoft.com/office/word/2018/wordml" xmlns:w16du="http://schemas.microsoft.com/office/word/2023/wordml/word16du" xmlns:w16sdtdh="http://schemas.microsoft.com/office/word/2020/wordml/sdtdatahash" xmlns:w16sdtfl="http://schemas.microsoft.com/office/word/2024/wordml/sdtformatlock" xmlns:w16se="http://schemas.microsoft.com/office/word/2015/wordml/symex" xmlns:wpg="http://schemas.microsoft.com/office/word/2010/wordprocessingGroup" xmlns:wpi="http://schemas.microsoft.com/office/word/2010/wordprocessingInk" xmlns:wne="http://schemas.microsoft.com/office/word/2006/wordml" xmlns:wps="http://schemas.microsoft.com/office/word/2010/wordprocessingShape" mc:Ignorable="w14 w15 w16se w16cid w16 w16cex w16sdtdh w16sdtfl w16du wp14">
+<w:footnotes xmlns:wpc="http://schemas.microsoft.com/office/word/2010/wordprocessingCanvas" xmlns:mc="http://schemas.openxmlformats.org/markup-compatibility/2006" xmlns:o="urn:schemas-microsoft-com:office:office" xmlns:r="http://schemas.openxmlformats.org/officeDocument/2006/relationships" xmlns:m="http://schemas.openxmlformats.org/officeDocument/2006/math" xmlns:v="urn:schemas-microsoft-com:vml" xmlns:wp14="http://schemas.microsoft.com/office/word/2010/wordprocessingDrawing" xmlns:wp="http://schemas.openxmlformats.org/drawingml/2006/wordprocessingDrawing" xmlns:w10="urn:schemas-microsoft-com:office:word" xmlns:w="http://schemas.openxmlformats.org/wordprocessingml/2006/main" xmlns:w14="http://schemas.microsoft.com/office/word/2010/wordml" xmlns:w15="http://schemas.microsoft.com/office/word/2012/wordml" xmlns:wpg="http://schemas.microsoft.com/office/word/2010/wordprocessingGroup" xmlns:wpi="http://schemas.microsoft.com/office/word/2010/wordprocessingInk" xmlns:wne="http://schemas.microsoft.com/office/word/2006/wordml" xmlns:wps="http://schemas.microsoft.com/office/word/2010/wordprocessingShape" mc:Ignorable="w14 w15 wp14">
   <w:footnote w:type="separator" w:id="-1">
     <w:p>
       <w:r>
@@ -5507,8 +5490,8 @@
 </file>
 
 <file path=word/numbering.xml><?xml version="1.0" encoding="utf-8"?>
-<w:numbering xmlns:wpc="http://schemas.microsoft.com/office/word/2010/wordprocessingCanvas" xmlns:cx="http://schemas.microsoft.com/office/drawing/2014/chartex" xmlns:cx1="http://schemas.microsoft.com/office/drawing/2015/9/8/chartex" xmlns:cx2="http://schemas.microsoft.com/office/drawing/2015/10/21/chartex" xmlns:cx3="http://schemas.microsoft.com/office/drawing/2016/5/9/chartex" xmlns:cx4="http://schemas.microsoft.com/office/drawing/2016/5/10/chartex" xmlns:cx5="http://schemas.microsoft.com/office/drawing/2016/5/11/chartex" xmlns:cx6="http://schemas.microsoft.com/office/drawing/2016/5/12/chartex" xmlns:cx7="http://schemas.microsoft.com/office/drawing/2016/5/13/chartex" xmlns:cx8="http://schemas.microsoft.com/office/drawing/2016/5/14/chartex" xmlns:mc="http://schemas.openxmlformats.org/markup-compatibility/2006" xmlns:aink="http://schemas.microsoft.com/office/drawing/2016/ink" xmlns:am3d="http://schemas.microsoft.com/office/drawing/2017/model3d" xmlns:o="urn:schemas-microsoft-com:office:office" xmlns:oel="http://schemas.microsoft.com/office/2019/extlst" xmlns:r="http://schemas.openxmlformats.org/officeDocument/2006/relationships" xmlns:m="http://schemas.openxmlformats.org/officeDocument/2006/math" xmlns:v="urn:schemas-microsoft-com:vml" xmlns:wp14="http://schemas.microsoft.com/office/word/2010/wordprocessingDrawing" xmlns:wp="http://schemas.openxmlformats.org/drawingml/2006/wordprocessingDrawing" xmlns:w10="urn:schemas-microsoft-com:office:word" xmlns:w="http://schemas.openxmlformats.org/wordprocessingml/2006/main" xmlns:w14="http://schemas.microsoft.com/office/word/2010/wordml" xmlns:w15="http://schemas.microsoft.com/office/word/2012/wordml" xmlns:w16cex="http://schemas.microsoft.com/office/word/2018/wordml/cex" xmlns:w16cid="http://schemas.microsoft.com/office/word/2016/wordml/cid" xmlns:w16="http://schemas.microsoft.com/office/word/2018/wordml" xmlns:w16du="http://schemas.microsoft.com/office/word/2023/wordml/word16du" xmlns:w16sdtdh="http://schemas.microsoft.com/office/word/2020/wordml/sdtdatahash" xmlns:w16sdtfl="http://schemas.microsoft.com/office/word/2024/wordml/sdtformatlock" xmlns:w16se="http://schemas.microsoft.com/office/word/2015/wordml/symex" xmlns:wpg="http://schemas.microsoft.com/office/word/2010/wordprocessingGroup" xmlns:wpi="http://schemas.microsoft.com/office/word/2010/wordprocessingInk" xmlns:wne="http://schemas.microsoft.com/office/word/2006/wordml" xmlns:wps="http://schemas.microsoft.com/office/word/2010/wordprocessingShape" mc:Ignorable="w14 w15 w16se w16cid w16 w16cex w16sdtdh w16sdtfl w16du wp14">
-  <w:abstractNum w:abstractNumId="0" w15:restartNumberingAfterBreak="0">
+<w:numbering xmlns:wpc="http://schemas.microsoft.com/office/word/2010/wordprocessingCanvas" xmlns:mc="http://schemas.openxmlformats.org/markup-compatibility/2006" xmlns:o="urn:schemas-microsoft-com:office:office" xmlns:r="http://schemas.openxmlformats.org/officeDocument/2006/relationships" xmlns:m="http://schemas.openxmlformats.org/officeDocument/2006/math" xmlns:v="urn:schemas-microsoft-com:vml" xmlns:wp14="http://schemas.microsoft.com/office/word/2010/wordprocessingDrawing" xmlns:wp="http://schemas.openxmlformats.org/drawingml/2006/wordprocessingDrawing" xmlns:w10="urn:schemas-microsoft-com:office:word" xmlns:w="http://schemas.openxmlformats.org/wordprocessingml/2006/main" xmlns:w14="http://schemas.microsoft.com/office/word/2010/wordml" xmlns:w15="http://schemas.microsoft.com/office/word/2012/wordml" xmlns:wpg="http://schemas.microsoft.com/office/word/2010/wordprocessingGroup" xmlns:wpi="http://schemas.microsoft.com/office/word/2010/wordprocessingInk" xmlns:wne="http://schemas.microsoft.com/office/word/2006/wordml" xmlns:wps="http://schemas.microsoft.com/office/word/2010/wordprocessingShape" mc:Ignorable="w14 w15 wp14">
+  <w:abstractNum w:abstractNumId="0">
     <w:nsid w:val="06A34ECA"/>
     <w:multiLevelType w:val="hybridMultilevel"/>
     <w:tmpl w:val="DDB29740"/>
@@ -5597,7 +5580,7 @@
       </w:pPr>
     </w:lvl>
   </w:abstractNum>
-  <w:abstractNum w:abstractNumId="1" w15:restartNumberingAfterBreak="0">
+  <w:abstractNum w:abstractNumId="1">
     <w:nsid w:val="2A4C6B1E"/>
     <w:multiLevelType w:val="hybridMultilevel"/>
     <w:tmpl w:val="5CD25CB4"/>
@@ -5683,7 +5666,7 @@
       </w:pPr>
     </w:lvl>
   </w:abstractNum>
-  <w:abstractNum w:abstractNumId="2" w15:restartNumberingAfterBreak="0">
+  <w:abstractNum w:abstractNumId="2">
     <w:nsid w:val="30560EB6"/>
     <w:multiLevelType w:val="hybridMultilevel"/>
     <w:tmpl w:val="73506272"/>
@@ -5775,7 +5758,7 @@
       </w:pPr>
     </w:lvl>
   </w:abstractNum>
-  <w:abstractNum w:abstractNumId="3" w15:restartNumberingAfterBreak="0">
+  <w:abstractNum w:abstractNumId="3">
     <w:nsid w:val="52222EBA"/>
     <w:multiLevelType w:val="hybridMultilevel"/>
     <w:tmpl w:val="9CEEBCAE"/>
@@ -5861,7 +5844,7 @@
       </w:pPr>
     </w:lvl>
   </w:abstractNum>
-  <w:abstractNum w:abstractNumId="4" w15:restartNumberingAfterBreak="0">
+  <w:abstractNum w:abstractNumId="4">
     <w:nsid w:val="72474FA8"/>
     <w:multiLevelType w:val="hybridMultilevel"/>
     <w:tmpl w:val="6F48983A"/>
@@ -5950,22 +5933,22 @@
       </w:pPr>
     </w:lvl>
   </w:abstractNum>
-  <w:num w:numId="1" w16cid:durableId="2135098407">
+  <w:num w:numId="1">
     <w:abstractNumId w:val="3"/>
   </w:num>
-  <w:num w:numId="2" w16cid:durableId="114183328">
+  <w:num w:numId="2">
     <w:abstractNumId w:val="1"/>
   </w:num>
-  <w:num w:numId="3" w16cid:durableId="477499588">
+  <w:num w:numId="3">
     <w:abstractNumId w:val="0"/>
   </w:num>
-  <w:num w:numId="4" w16cid:durableId="7413356">
+  <w:num w:numId="4">
     <w:abstractNumId w:val="2"/>
   </w:num>
-  <w:num w:numId="5" w16cid:durableId="109862879">
+  <w:num w:numId="5">
     <w:abstractNumId w:val="4"/>
   </w:num>
-  <w:num w:numId="6" w16cid:durableId="1777558945">
+  <w:num w:numId="6">
     <w:abstractNumId w:val="4"/>
     <w:lvlOverride w:ilvl="0">
       <w:startOverride w:val="1"/>
@@ -5999,7 +5982,7 @@
 </file>
 
 <file path=word/styles.xml><?xml version="1.0" encoding="utf-8"?>
-<w:styles xmlns:mc="http://schemas.openxmlformats.org/markup-compatibility/2006" xmlns:r="http://schemas.openxmlformats.org/officeDocument/2006/relationships" xmlns:w="http://schemas.openxmlformats.org/wordprocessingml/2006/main" xmlns:w14="http://schemas.microsoft.com/office/word/2010/wordml" xmlns:w15="http://schemas.microsoft.com/office/word/2012/wordml" xmlns:w16cex="http://schemas.microsoft.com/office/word/2018/wordml/cex" xmlns:w16cid="http://schemas.microsoft.com/office/word/2016/wordml/cid" xmlns:w16="http://schemas.microsoft.com/office/word/2018/wordml" xmlns:w16du="http://schemas.microsoft.com/office/word/2023/wordml/word16du" xmlns:w16sdtdh="http://schemas.microsoft.com/office/word/2020/wordml/sdtdatahash" xmlns:w16sdtfl="http://schemas.microsoft.com/office/word/2024/wordml/sdtformatlock" xmlns:w16se="http://schemas.microsoft.com/office/word/2015/wordml/symex" mc:Ignorable="w14 w15 w16se w16cid w16 w16cex w16sdtdh w16sdtfl w16du">
+<w:styles xmlns:mc="http://schemas.openxmlformats.org/markup-compatibility/2006" xmlns:r="http://schemas.openxmlformats.org/officeDocument/2006/relationships" xmlns:w="http://schemas.openxmlformats.org/wordprocessingml/2006/main" xmlns:w14="http://schemas.microsoft.com/office/word/2010/wordml" xmlns:w15="http://schemas.microsoft.com/office/word/2012/wordml" mc:Ignorable="w14 w15">
   <w:docDefaults>
     <w:rPrDefault>
       <w:rPr>
@@ -6015,7 +5998,7 @@
       </w:pPr>
     </w:pPrDefault>
   </w:docDefaults>
-  <w:latentStyles w:defLockedState="0" w:defUIPriority="99" w:defSemiHidden="0" w:defUnhideWhenUsed="0" w:defQFormat="0" w:count="376">
+  <w:latentStyles w:defLockedState="0" w:defUIPriority="99" w:defSemiHidden="0" w:defUnhideWhenUsed="0" w:defQFormat="0" w:count="371">
     <w:lsdException w:name="Normal" w:uiPriority="0" w:qFormat="1"/>
     <w:lsdException w:name="heading 1" w:uiPriority="9" w:qFormat="1"/>
     <w:lsdException w:name="heading 2" w:semiHidden="1" w:uiPriority="9" w:unhideWhenUsed="1" w:qFormat="1"/>
@@ -6387,11 +6370,6 @@
     <w:lsdException w:name="List Table 5 Dark Accent 6" w:uiPriority="50"/>
     <w:lsdException w:name="List Table 6 Colorful Accent 6" w:uiPriority="51"/>
     <w:lsdException w:name="List Table 7 Colorful Accent 6" w:uiPriority="52"/>
-    <w:lsdException w:name="Mention" w:semiHidden="1" w:unhideWhenUsed="1"/>
-    <w:lsdException w:name="Smart Hyperlink" w:semiHidden="1" w:unhideWhenUsed="1"/>
-    <w:lsdException w:name="Hashtag" w:semiHidden="1" w:unhideWhenUsed="1"/>
-    <w:lsdException w:name="Unresolved Mention" w:semiHidden="1" w:unhideWhenUsed="1"/>
-    <w:lsdException w:name="Smart Link" w:semiHidden="1" w:unhideWhenUsed="1"/>
   </w:latentStyles>
   <w:style w:type="paragraph" w:default="1" w:styleId="Normal">
     <w:name w:val="Normal"/>
@@ -6468,6 +6446,7 @@
       <w:spacing w:after="0" w:line="240" w:lineRule="auto"/>
     </w:pPr>
     <w:tblPr>
+      <w:tblInd w:w="0" w:type="dxa"/>
       <w:tblBorders>
         <w:top w:val="single" w:sz="4" w:space="0" w:color="auto"/>
         <w:left w:val="single" w:sz="4" w:space="0" w:color="auto"/>
@@ -6476,6 +6455,12 @@
         <w:insideH w:val="single" w:sz="4" w:space="0" w:color="auto"/>
         <w:insideV w:val="single" w:sz="4" w:space="0" w:color="auto"/>
       </w:tblBorders>
+      <w:tblCellMar>
+        <w:top w:w="0" w:type="dxa"/>
+        <w:left w:w="108" w:type="dxa"/>
+        <w:bottom w:w="0" w:type="dxa"/>
+        <w:right w:w="108" w:type="dxa"/>
+      </w:tblCellMar>
     </w:tblPr>
   </w:style>
   <w:style w:type="paragraph" w:styleId="ListParagraph">
@@ -6570,7 +6555,7 @@
       <w:shd w:val="clear" w:color="auto" w:fill="E1DFDD"/>
     </w:rPr>
   </w:style>
-  <w:style w:type="character" w:styleId="UnresolvedMention">
+  <w:style w:type="character" w:customStyle="1" w:styleId="UnresolvedMention">
     <w:name w:val="Unresolved Mention"/>
     <w:basedOn w:val="DefaultParagraphFont"/>
     <w:uiPriority w:val="99"/>
@@ -6875,7 +6860,7 @@
 </file>
 
 <file path=customXml/itemProps1.xml><?xml version="1.0" encoding="utf-8"?>
-<ds:datastoreItem xmlns:ds="http://schemas.openxmlformats.org/officeDocument/2006/customXml" ds:itemID="{7DDBB34B-C759-4764-B636-FA4ABB71584A}">
+<ds:datastoreItem xmlns:ds="http://schemas.openxmlformats.org/officeDocument/2006/customXml" ds:itemID="{B66FF7ED-E053-4C84-A5F6-60B1D19B8749}">
   <ds:schemaRefs>
     <ds:schemaRef ds:uri="http://schemas.openxmlformats.org/officeDocument/2006/bibliography"/>
   </ds:schemaRefs>
